--- a/output/第10期計画_見込量算定に要する資料と電話照会の進め方.docx
+++ b/output/第10期計画_見込量算定に要する資料と電話照会の進め方.docx
@@ -8335,7 +8335,7 @@
                 <w:b w:val="0"/>
                 <w:sz w:val="18"/>
               </w:rPr>
-              <w:t>150件（No.87は「給付費データ集計　令和7年度の広域連合単位と3町合計の差」）</w:t>
+              <w:t>154件（No.87は「給付費データ集計　令和7年度の広域連合単位と3町合計の差」）</w:t>
             </w:r>
           </w:p>
         </w:tc>

--- a/output/第10期計画_見込量算定に要する資料と電話照会の進め方.docx
+++ b/output/第10期計画_見込量算定に要する資料と電話照会の進め方.docx
@@ -8335,7 +8335,7 @@
                 <w:b w:val="0"/>
                 <w:sz w:val="18"/>
               </w:rPr>
-              <w:t>154件（No.87は「給付費データ集計　令和7年度の広域連合単位と3町合計の差」）</w:t>
+              <w:t>157件（No.87は「給付費データ集計　令和7年度の広域連合単位と3町合計の差」）</w:t>
             </w:r>
           </w:p>
         </w:tc>

--- a/output/第10期計画_見込量算定に要する資料と電話照会の進め方.docx
+++ b/output/第10期計画_見込量算定に要する資料と電話照会の進め方.docx
@@ -8335,7 +8335,7 @@
                 <w:b w:val="0"/>
                 <w:sz w:val="18"/>
               </w:rPr>
-              <w:t>157件（No.87は「給付費データ集計　令和7年度の広域連合単位と3町合計の差」）</w:t>
+              <w:t>158件（No.87は「給付費データ集計　令和7年度の広域連合単位と3町合計の差」）</w:t>
             </w:r>
           </w:p>
         </w:tc>

--- a/output/第10期計画_見込量算定に要する資料と電話照会の進め方.docx
+++ b/output/第10期計画_見込量算定に要する資料と電話照会の進め方.docx
@@ -1350,9 +1350,9 @@
                 <w:b/>
                 <w:sz w:val="18"/>
               </w:rPr>
-              <w:t>給付費データ 令和7年度の</w:t>
+              <w:t>給付費データ 令和7年度</w:t>
               <w:br/>
-              <w:t>抽出条件又は再作成</w:t>
+              <w:t>（受領済み）</w:t>
             </w:r>
           </w:p>
         </w:tc>
@@ -1371,7 +1371,7 @@
                 <w:b w:val="0"/>
                 <w:sz w:val="18"/>
               </w:rPr>
-              <w:t>発注者（美瑛町 014597 ほか）</w:t>
+              <w:t>発注者</w:t>
             </w:r>
           </w:p>
         </w:tc>
@@ -1390,9 +1390,9 @@
                 <w:b w:val="0"/>
                 <w:sz w:val="18"/>
               </w:rPr>
-              <w:t>3町計と広域連合単位で129,580,267円（4.20％）の差がある。</w:t>
+              <w:t>令和8年9月25日に再提供を受け、3町計と広域連合単位が</w:t>
               <w:br/>
-              <w:t>町別の実績値を計画本文に書けない</w:t>
+              <w:t>要介護度別まで円単位で一致した。町別の実績値を書ける</w:t>
             </w:r>
           </w:p>
         </w:tc>
@@ -1411,7 +1411,7 @@
                 <w:b w:val="0"/>
                 <w:sz w:val="18"/>
               </w:rPr>
-              <w:t>No.87</w:t>
+              <w:t>No.87（解決）</w:t>
             </w:r>
           </w:p>
         </w:tc>
@@ -3772,7 +3772,7 @@
           <w:b/>
           <w:sz w:val="22"/>
         </w:rPr>
-        <w:t>例1　給付費データ 令和7年度の相違（確認事項No.87）</w:t>
+        <w:t>例1　給付費データ 令和7年度の相違（確認事項No.87。解決済み）</w:t>
       </w:r>
     </w:p>
     <w:p>
@@ -3798,7 +3798,7 @@
           <w:b w:val="0"/>
           <w:sz w:val="18"/>
         </w:rPr>
-        <w:t>※ 本件は令和8年8月28日に受領したファイルについて令和8年9月に文書で照会し、ご回答をいただいていないものです。</w:t>
+        <w:t>※ 本件は令和8年9月25日に令和7年度のファイルの再提供を受けて解決しました。以下は、数値の食い違いを照会するときの言い方の例として残すものです。</w:t>
       </w:r>
     </w:p>
     <w:p>
@@ -3935,7 +3935,7 @@
           <w:rFonts w:ascii="游ゴシック" w:hAnsi="游ゴシック" w:eastAsia="游ゴシック"/>
           <w:sz w:val="20"/>
         </w:rPr>
-        <w:t>具体的には、介護度別給付費シートの総計で、3町の合計が3,213,054,558円、大雪地区広域連合のファイルが3,083,474,291円で、129,580,267円、率にして4.2％の開きがございます。</w:t>
+        <w:t>具体的には、介護度別給付費シートの総計で、3町の合計が3,213,054,558円、大雪地区広域連合のファイルが3,213,054,558円で、129,580,267円、率にして4.2％の開きがございます。</w:t>
       </w:r>
     </w:p>
     <w:p>
@@ -4246,7 +4246,7 @@
           <w:rFonts w:ascii="游ゴシック" w:hAnsi="游ゴシック" w:eastAsia="游ゴシック"/>
           <w:sz w:val="20"/>
         </w:rPr>
-        <w:t>承知いたしました。それでは改めてご連絡いたします。念のため用件だけお伝えしますと、8月28日にいただきました給付費データの令和7年度分について、3町の合計と広域連合の数値が4.2％食い違っておりまして、抽出の条件を教えていただきたいという内容でございます。お戻りになりましたら、その旨お伝えいただけますと助かります。</w:t>
+        <w:t>承知いたしました。それでは改めてご連絡いたします。念のため用件だけお伝えしますと、いただきました資料の数値について、3町の合計と広域連合の数値が食い違っておりまして、抽出の条件を教えていただきたいという内容でございます。お戻りになりましたら、その旨お伝えいただけますと助かります。</w:t>
       </w:r>
     </w:p>
     <w:p>
@@ -4349,7 +4349,7 @@
           <w:b/>
           <w:sz w:val="22"/>
         </w:rPr>
-        <w:t>例4　資料の提供を改めてお願いする場合（総合事業の令和7年度実績）</w:t>
+        <w:t>例4　資料の提供を改めてお願いする場合（総合事業の利用者実人数）</w:t>
       </w:r>
     </w:p>
     <w:p>
@@ -4370,7 +4370,7 @@
           <w:rFonts w:ascii="游ゴシック" w:hAnsi="游ゴシック" w:eastAsia="游ゴシック"/>
           <w:sz w:val="20"/>
         </w:rPr>
-        <w:t>地域支援事業につきまして、計画に「量の見込み」を載せることが法律で定められております。現在は令和6年度の実績を3年間据え置いた形で置いておりまして、令和7年度の実績をいただけますと置き換えられます。</w:t>
+        <w:t>地域支援事業につきまして、計画に「量の見込み」を載せることが法律で定められております。9月25日にいただきました3町の実施報告書で、令和7年度にどの事業をどれだけ実施されたかは分かりました。ありがとうございました。</w:t>
       </w:r>
     </w:p>
     <w:p>
@@ -4391,7 +4391,28 @@
           <w:rFonts w:ascii="游ゴシック" w:hAnsi="游ゴシック" w:eastAsia="游ゴシック"/>
           <w:sz w:val="20"/>
         </w:rPr>
-        <w:t>総合事業の実施状況調査の様式そのままで結構です。10月中旬ごろまでにいただけますと第2次概算に反映できます。難しいようでしたら令和6年度の据え置きのままお出しし、その旨を注記いたします。</w:t>
+        <w:t>ただ、実施報告書の人数は延べの人数でございまして、計画に載せる量は一人の方を1回として数えた実人数になります。国の総合事業の実施状況調査の様式に、事業ごとの利用者実人数の欄がございますので、令和7年度分をその様式のままいただけますと置き換えられます。</w:t>
+      </w:r>
+    </w:p>
+    <w:p>
+      <w:pPr>
+        <w:spacing w:after="100"/>
+        <w:ind w:left="907" w:hanging="907"/>
+      </w:pPr>
+      <w:r>
+        <w:rPr>
+          <w:rFonts w:ascii="游ゴシック" w:hAnsi="游ゴシック" w:eastAsia="游ゴシック"/>
+          <w:b/>
+          <w:sz w:val="20"/>
+        </w:rPr>
+        <w:t xml:space="preserve">受託者　</w:t>
+      </w:r>
+      <w:r>
+        <w:rPr>
+          <w:rFonts w:ascii="游ゴシック" w:hAnsi="游ゴシック" w:eastAsia="游ゴシック"/>
+          <w:sz w:val="20"/>
+        </w:rPr>
+        <w:t>10月中旬ごろまでにいただけますと第2次概算に反映できます。難しいようでしたら令和6年度の据え置きのままお出しし、その旨を注記いたします。</w:t>
       </w:r>
     </w:p>
     <w:p>
@@ -4929,7 +4950,7 @@
           <w:color w:val="1F3864"/>
           <w:sz w:val="26"/>
         </w:rPr>
-        <w:t>第6節　本件の事実関係（電話の手元資料）</w:t>
+        <w:t>第6節　確認事項No.87の経緯と決着</w:t>
       </w:r>
     </w:p>
     <w:p>
@@ -4942,7 +4963,7 @@
           <w:b w:val="0"/>
           <w:sz w:val="21"/>
         </w:rPr>
-        <w:t>確認事項No.87について、当方が突き合わせた結果です。電話のときはこの頁を手元に置いてください。</w:t>
+        <w:t>令和7年度の給付費が3町のファイルの合計と広域連合のファイルで食い違っていた件の経緯です。同じ食い違いが他の資料で起きたときの当たり方としても残します。</w:t>
       </w:r>
     </w:p>
     <w:p>
@@ -4956,7 +4977,7 @@
           <w:b/>
           <w:sz w:val="22"/>
         </w:rPr>
-        <w:t>１　年度別の突合</w:t>
+        <w:t>１　年度別の突合（再提供後）</w:t>
       </w:r>
     </w:p>
     <w:p>
@@ -5270,7 +5291,7 @@
                 <w:b w:val="0"/>
                 <w:sz w:val="18"/>
               </w:rPr>
-              <w:t>3,083,474,291</w:t>
+              <w:t>3,213,054,558</w:t>
             </w:r>
           </w:p>
         </w:tc>
@@ -5290,7 +5311,7 @@
                 <w:b w:val="0"/>
                 <w:sz w:val="18"/>
               </w:rPr>
-              <w:t>＋129,580,267円</w:t>
+              <w:t>0円</w:t>
             </w:r>
           </w:p>
         </w:tc>
@@ -5311,7 +5332,7 @@
                 <w:b w:val="0"/>
                 <w:sz w:val="18"/>
               </w:rPr>
-              <w:t>＋4.20％</w:t>
+              <w:t>一致</w:t>
             </w:r>
           </w:p>
         </w:tc>
@@ -5429,7 +5450,7 @@
           <w:rFonts w:ascii="游ゴシック" w:hAnsi="游ゴシック" w:eastAsia="游ゴシック"/>
           <w:sz w:val="18"/>
         </w:rPr>
-        <w:t>※ 単位は円。出所は令和8年8月28日にご提供いただいた給付費データ集計12ファイルの「介護度別給付費」シートの総計です。</w:t>
+        <w:t>※ 単位は円。令和7年度は令和8年9月25日に再提供を受けたファイルの「介護度別給付費」シートの総計です。令和6年度・令和8年度は令和8年8月28日受領分によります。</w:t>
       </w:r>
     </w:p>
     <w:p>
@@ -5443,7 +5464,7 @@
           <w:b/>
           <w:sz w:val="22"/>
         </w:rPr>
-        <w:t>２　要介護度別の差（令和7年度）</w:t>
+        <w:t>２　従前の表との差（令和7年度）</w:t>
       </w:r>
     </w:p>
     <w:p>
@@ -5457,7 +5478,7 @@
           <w:b/>
           <w:sz w:val="20"/>
         </w:rPr>
-        <w:t>表8　令和7年度の要介護度別の差</w:t>
+        <w:t>表8　従前の表の値と3町合計の差（要介護度別）</w:t>
       </w:r>
     </w:p>
     <w:tbl>
@@ -5547,7 +5568,7 @@
                 <w:color w:val="FFFFFF"/>
                 <w:sz w:val="18"/>
               </w:rPr>
-              <w:t>【大雪】</w:t>
+              <w:t>従前の表の値</w:t>
             </w:r>
           </w:p>
         </w:tc>
@@ -6434,7 +6455,7 @@
           <w:rFonts w:ascii="游ゴシック" w:hAnsi="游ゴシック" w:eastAsia="游ゴシック"/>
           <w:sz w:val="18"/>
         </w:rPr>
-        <w:t>※ 差は1.68％から6.23％まで幅があります。1か月分が欠けたような一様な差ではありません。</w:t>
+        <w:t>※ 差は1.68％から6.23％まで幅があり、1か月分が欠けたような一様な差ではありませんでした。この幅は、表が明細と一致していなかったことの現れです。</w:t>
       </w:r>
     </w:p>
     <w:p>
@@ -6448,1013 +6469,55 @@
           <w:b/>
           <w:sz w:val="22"/>
         </w:rPr>
-        <w:t>３　美瑛町だけの問題とみることはできません</w:t>
+        <w:t>３　差の原因</w:t>
       </w:r>
     </w:p>
     <w:p>
       <w:pPr>
-        <w:spacing w:after="80"/>
+        <w:ind w:left="340" w:hanging="340"/>
       </w:pPr>
       <w:r>
         <w:rPr>
           <w:rFonts w:ascii="游ゴシック" w:hAnsi="游ゴシック" w:eastAsia="游ゴシック"/>
-          <w:b/>
-          <w:sz w:val="21"/>
+          <w:sz w:val="20"/>
         </w:rPr>
-        <w:t>電話で「美瑛町のファイルが誤っている」という言い方をしないのは、次の2つの理由によります。</w:t>
+        <w:t>・従前のファイルも、その明細（個票）を集計すると3,213,054,558円であり、要介護度別も3町合計と円単位で一致する。表の側だけが明細と一致していなかった。</w:t>
       </w:r>
     </w:p>
     <w:p>
       <w:pPr>
-        <w:spacing w:after="80"/>
+        <w:ind w:left="340" w:hanging="340"/>
       </w:pPr>
       <w:r>
         <w:rPr>
           <w:rFonts w:ascii="游ゴシック" w:hAnsi="游ゴシック" w:eastAsia="游ゴシック"/>
-          <w:b w:val="0"/>
-          <w:sz w:val="21"/>
+          <w:sz w:val="20"/>
         </w:rPr>
+        <w:t>・したがって差は、3町と広域連合で対象月・審査月・住所地特例の扱いが違ったことによるものではない。</w:t>
       </w:r>
     </w:p>
     <w:p>
       <w:pPr>
-        <w:spacing w:after="80"/>
+        <w:ind w:left="340" w:hanging="340"/>
       </w:pPr>
       <w:r>
         <w:rPr>
           <w:rFonts w:ascii="游ゴシック" w:hAnsi="游ゴシック" w:eastAsia="游ゴシック"/>
-          <w:b w:val="0"/>
-          <w:sz w:val="21"/>
+          <w:sz w:val="20"/>
         </w:rPr>
-        <w:t>（１）差は3町とも同じ向きに出ています。</w:t>
+        <w:t>・再提供を受けたファイルの表は明細と一致しており、3町合計＝広域連合単位となった。</w:t>
       </w:r>
     </w:p>
     <w:p>
       <w:pPr>
-        <w:keepNext/>
-        <w:spacing w:before="160" w:after="40"/>
+        <w:ind w:left="340" w:hanging="340"/>
       </w:pPr>
       <w:r>
         <w:rPr>
           <w:rFonts w:ascii="游ゴシック" w:hAnsi="游ゴシック" w:eastAsia="游ゴシック"/>
-          <w:b/>
           <w:sz w:val="20"/>
         </w:rPr>
-        <w:t>表9　令和8年度の町別構成比で広域連合の令和7年度を按分した場合との差</w:t>
-      </w:r>
-    </w:p>
-    <w:tbl>
-      <w:tblPr>
-        <w:tblStyle w:val="TableGrid"/>
-        <w:tblW w:type="auto" w:w="0"/>
-        <w:jc w:val="center"/>
-        <w:tblLayout w:type="fixed"/>
-        <w:tblCellMar>
-          <w:top w:w="34" w:type="dxa"/>
-          <w:left w:w="68" w:type="dxa"/>
-          <w:bottom w:w="34" w:type="dxa"/>
-          <w:right w:w="68" w:type="dxa"/>
-        </w:tblCellMar>
-        <w:tblLook w:firstColumn="1" w:firstRow="1" w:lastColumn="0" w:lastRow="0" w:noHBand="0" w:noVBand="1" w:val="04A0"/>
-      </w:tblPr>
-      <w:tblGrid>
-        <w:gridCol w:w="1950"/>
-        <w:gridCol w:w="1950"/>
-        <w:gridCol w:w="1950"/>
-        <w:gridCol w:w="1950"/>
-        <w:gridCol w:w="1950"/>
-      </w:tblGrid>
-      <w:tr>
-        <w:trPr>
-          <w:tblHeader/>
-        </w:trPr>
-        <w:tc>
-          <w:tcPr>
-            <w:tcW w:type="dxa" w:w="1928"/>
-            <w:shd w:val="clear" w:color="auto" w:fill="1F3864"/>
-            <w:vAlign w:val="center"/>
-          </w:tcPr>
-          <w:p>
-            <w:pPr>
-              <w:spacing w:after="0"/>
-              <w:jc w:val="center"/>
-            </w:pPr>
-            <w:r>
-              <w:rPr>
-                <w:rFonts w:ascii="游ゴシック" w:hAnsi="游ゴシック" w:eastAsia="游ゴシック"/>
-                <w:b/>
-                <w:color w:val="FFFFFF"/>
-                <w:sz w:val="18"/>
-              </w:rPr>
-              <w:t>町</w:t>
-            </w:r>
-          </w:p>
-        </w:tc>
-        <w:tc>
-          <w:tcPr>
-            <w:tcW w:type="dxa" w:w="1701"/>
-            <w:shd w:val="clear" w:color="auto" w:fill="1F3864"/>
-            <w:vAlign w:val="center"/>
-          </w:tcPr>
-          <w:p>
-            <w:pPr>
-              <w:spacing w:after="0"/>
-              <w:jc w:val="center"/>
-            </w:pPr>
-            <w:r>
-              <w:rPr>
-                <w:rFonts w:ascii="游ゴシック" w:hAnsi="游ゴシック" w:eastAsia="游ゴシック"/>
-                <w:b/>
-                <w:color w:val="FFFFFF"/>
-                <w:sz w:val="18"/>
-              </w:rPr>
-              <w:t>令和8年度の構成比</w:t>
-            </w:r>
-          </w:p>
-        </w:tc>
-        <w:tc>
-          <w:tcPr>
-            <w:tcW w:type="dxa" w:w="2041"/>
-            <w:shd w:val="clear" w:color="auto" w:fill="1F3864"/>
-            <w:vAlign w:val="center"/>
-          </w:tcPr>
-          <w:p>
-            <w:pPr>
-              <w:spacing w:after="0"/>
-              <w:jc w:val="center"/>
-            </w:pPr>
-            <w:r>
-              <w:rPr>
-                <w:rFonts w:ascii="游ゴシック" w:hAnsi="游ゴシック" w:eastAsia="游ゴシック"/>
-                <w:b/>
-                <w:color w:val="FFFFFF"/>
-                <w:sz w:val="18"/>
-              </w:rPr>
-              <w:t>按分した額</w:t>
-            </w:r>
-          </w:p>
-        </w:tc>
-        <w:tc>
-          <w:tcPr>
-            <w:tcW w:type="dxa" w:w="2154"/>
-            <w:shd w:val="clear" w:color="auto" w:fill="1F3864"/>
-            <w:vAlign w:val="center"/>
-          </w:tcPr>
-          <w:p>
-            <w:pPr>
-              <w:spacing w:after="0"/>
-              <w:jc w:val="center"/>
-            </w:pPr>
-            <w:r>
-              <w:rPr>
-                <w:rFonts w:ascii="游ゴシック" w:hAnsi="游ゴシック" w:eastAsia="游ゴシック"/>
-                <w:b/>
-                <w:color w:val="FFFFFF"/>
-                <w:sz w:val="18"/>
-              </w:rPr>
-              <w:t>町別ファイルの実際の額</w:t>
-            </w:r>
-          </w:p>
-        </w:tc>
-        <w:tc>
-          <w:tcPr>
-            <w:tcW w:type="dxa" w:w="1928"/>
-            <w:shd w:val="clear" w:color="auto" w:fill="1F3864"/>
-            <w:vAlign w:val="center"/>
-          </w:tcPr>
-          <w:p>
-            <w:pPr>
-              <w:spacing w:after="0"/>
-              <w:jc w:val="center"/>
-            </w:pPr>
-            <w:r>
-              <w:rPr>
-                <w:rFonts w:ascii="游ゴシック" w:hAnsi="游ゴシック" w:eastAsia="游ゴシック"/>
-                <w:b/>
-                <w:color w:val="FFFFFF"/>
-                <w:sz w:val="18"/>
-              </w:rPr>
-              <w:t>差</w:t>
-            </w:r>
-          </w:p>
-        </w:tc>
-      </w:tr>
-      <w:tr>
-        <w:trPr>
-          <w:cantSplit/>
-        </w:trPr>
-        <w:tc>
-          <w:tcPr>
-            <w:tcW w:type="dxa" w:w="1928"/>
-            <w:vAlign w:val="center"/>
-          </w:tcPr>
-          <w:p>
-            <w:pPr>
-              <w:spacing w:after="0"/>
-            </w:pPr>
-            <w:r>
-              <w:rPr>
-                <w:rFonts w:ascii="游ゴシック" w:hAnsi="游ゴシック" w:eastAsia="游ゴシック"/>
-                <w:b/>
-                <w:sz w:val="18"/>
-              </w:rPr>
-              <w:t>東川町（014589）</w:t>
-            </w:r>
-          </w:p>
-        </w:tc>
-        <w:tc>
-          <w:tcPr>
-            <w:tcW w:type="dxa" w:w="1701"/>
-            <w:vAlign w:val="center"/>
-          </w:tcPr>
-          <w:p>
-            <w:pPr>
-              <w:spacing w:after="0"/>
-            </w:pPr>
-            <w:r>
-              <w:rPr>
-                <w:rFonts w:ascii="游ゴシック" w:hAnsi="游ゴシック" w:eastAsia="游ゴシック"/>
-                <w:b w:val="0"/>
-                <w:sz w:val="18"/>
-              </w:rPr>
-              <w:t>0.2716</w:t>
-            </w:r>
-          </w:p>
-        </w:tc>
-        <w:tc>
-          <w:tcPr>
-            <w:tcW w:type="dxa" w:w="2041"/>
-            <w:vAlign w:val="center"/>
-          </w:tcPr>
-          <w:p>
-            <w:pPr>
-              <w:spacing w:after="0"/>
-              <w:jc w:val="center"/>
-            </w:pPr>
-            <w:r>
-              <w:rPr>
-                <w:rFonts w:ascii="游ゴシック" w:hAnsi="游ゴシック" w:eastAsia="游ゴシック"/>
-                <w:b w:val="0"/>
-                <w:sz w:val="18"/>
-              </w:rPr>
-              <w:t>837,592,911</w:t>
-            </w:r>
-          </w:p>
-        </w:tc>
-        <w:tc>
-          <w:tcPr>
-            <w:tcW w:type="dxa" w:w="2154"/>
-            <w:vAlign w:val="center"/>
-          </w:tcPr>
-          <w:p>
-            <w:pPr>
-              <w:spacing w:after="0"/>
-            </w:pPr>
-            <w:r>
-              <w:rPr>
-                <w:rFonts w:ascii="游ゴシック" w:hAnsi="游ゴシック" w:eastAsia="游ゴシック"/>
-                <w:b w:val="0"/>
-                <w:sz w:val="18"/>
-              </w:rPr>
-              <w:t>870,650,528</w:t>
-            </w:r>
-          </w:p>
-        </w:tc>
-        <w:tc>
-          <w:tcPr>
-            <w:tcW w:type="dxa" w:w="1928"/>
-            <w:vAlign w:val="center"/>
-          </w:tcPr>
-          <w:p>
-            <w:pPr>
-              <w:spacing w:after="0"/>
-            </w:pPr>
-            <w:r>
-              <w:rPr>
-                <w:rFonts w:ascii="游ゴシック" w:hAnsi="游ゴシック" w:eastAsia="游ゴシック"/>
-                <w:b w:val="0"/>
-                <w:sz w:val="18"/>
-              </w:rPr>
-              <w:t>＋3.95％</w:t>
-            </w:r>
-          </w:p>
-        </w:tc>
-      </w:tr>
-      <w:tr>
-        <w:trPr>
-          <w:cantSplit/>
-        </w:trPr>
-        <w:tc>
-          <w:tcPr>
-            <w:tcW w:type="dxa" w:w="1928"/>
-            <w:shd w:val="clear" w:color="auto" w:fill="F2F5FA"/>
-            <w:vAlign w:val="center"/>
-          </w:tcPr>
-          <w:p>
-            <w:pPr>
-              <w:spacing w:after="0"/>
-            </w:pPr>
-            <w:r>
-              <w:rPr>
-                <w:rFonts w:ascii="游ゴシック" w:hAnsi="游ゴシック" w:eastAsia="游ゴシック"/>
-                <w:b/>
-                <w:sz w:val="18"/>
-              </w:rPr>
-              <w:t>美瑛町（014597）</w:t>
-            </w:r>
-          </w:p>
-        </w:tc>
-        <w:tc>
-          <w:tcPr>
-            <w:tcW w:type="dxa" w:w="1701"/>
-            <w:shd w:val="clear" w:color="auto" w:fill="F2F5FA"/>
-            <w:vAlign w:val="center"/>
-          </w:tcPr>
-          <w:p>
-            <w:pPr>
-              <w:spacing w:after="0"/>
-            </w:pPr>
-            <w:r>
-              <w:rPr>
-                <w:rFonts w:ascii="游ゴシック" w:hAnsi="游ゴシック" w:eastAsia="游ゴシック"/>
-                <w:b w:val="0"/>
-                <w:sz w:val="18"/>
-              </w:rPr>
-              <w:t>0.4608</w:t>
-            </w:r>
-          </w:p>
-        </w:tc>
-        <w:tc>
-          <w:tcPr>
-            <w:tcW w:type="dxa" w:w="2041"/>
-            <w:shd w:val="clear" w:color="auto" w:fill="F2F5FA"/>
-            <w:vAlign w:val="center"/>
-          </w:tcPr>
-          <w:p>
-            <w:pPr>
-              <w:spacing w:after="0"/>
-              <w:jc w:val="center"/>
-            </w:pPr>
-            <w:r>
-              <w:rPr>
-                <w:rFonts w:ascii="游ゴシック" w:hAnsi="游ゴシック" w:eastAsia="游ゴシック"/>
-                <w:b w:val="0"/>
-                <w:sz w:val="18"/>
-              </w:rPr>
-              <w:t>1,420,973,735</w:t>
-            </w:r>
-          </w:p>
-        </w:tc>
-        <w:tc>
-          <w:tcPr>
-            <w:tcW w:type="dxa" w:w="2154"/>
-            <w:shd w:val="clear" w:color="auto" w:fill="F2F5FA"/>
-            <w:vAlign w:val="center"/>
-          </w:tcPr>
-          <w:p>
-            <w:pPr>
-              <w:spacing w:after="0"/>
-            </w:pPr>
-            <w:r>
-              <w:rPr>
-                <w:rFonts w:ascii="游ゴシック" w:hAnsi="游ゴシック" w:eastAsia="游ゴシック"/>
-                <w:b w:val="0"/>
-                <w:sz w:val="18"/>
-              </w:rPr>
-              <w:t>1,493,946,957</w:t>
-            </w:r>
-          </w:p>
-        </w:tc>
-        <w:tc>
-          <w:tcPr>
-            <w:tcW w:type="dxa" w:w="1928"/>
-            <w:shd w:val="clear" w:color="auto" w:fill="F2F5FA"/>
-            <w:vAlign w:val="center"/>
-          </w:tcPr>
-          <w:p>
-            <w:pPr>
-              <w:spacing w:after="0"/>
-            </w:pPr>
-            <w:r>
-              <w:rPr>
-                <w:rFonts w:ascii="游ゴシック" w:hAnsi="游ゴシック" w:eastAsia="游ゴシック"/>
-                <w:b w:val="0"/>
-                <w:sz w:val="18"/>
-              </w:rPr>
-              <w:t>＋5.14％</w:t>
-            </w:r>
-          </w:p>
-        </w:tc>
-      </w:tr>
-      <w:tr>
-        <w:trPr>
-          <w:cantSplit/>
-        </w:trPr>
-        <w:tc>
-          <w:tcPr>
-            <w:tcW w:type="dxa" w:w="1928"/>
-            <w:vAlign w:val="center"/>
-          </w:tcPr>
-          <w:p>
-            <w:pPr>
-              <w:spacing w:after="0"/>
-            </w:pPr>
-            <w:r>
-              <w:rPr>
-                <w:rFonts w:ascii="游ゴシック" w:hAnsi="游ゴシック" w:eastAsia="游ゴシック"/>
-                <w:b/>
-                <w:sz w:val="18"/>
-              </w:rPr>
-              <w:t>東神楽町（014530）</w:t>
-            </w:r>
-          </w:p>
-        </w:tc>
-        <w:tc>
-          <w:tcPr>
-            <w:tcW w:type="dxa" w:w="1701"/>
-            <w:vAlign w:val="center"/>
-          </w:tcPr>
-          <w:p>
-            <w:pPr>
-              <w:spacing w:after="0"/>
-            </w:pPr>
-            <w:r>
-              <w:rPr>
-                <w:rFonts w:ascii="游ゴシック" w:hAnsi="游ゴシック" w:eastAsia="游ゴシック"/>
-                <w:b w:val="0"/>
-                <w:sz w:val="18"/>
-              </w:rPr>
-              <w:t>0.2675</w:t>
-            </w:r>
-          </w:p>
-        </w:tc>
-        <w:tc>
-          <w:tcPr>
-            <w:tcW w:type="dxa" w:w="2041"/>
-            <w:vAlign w:val="center"/>
-          </w:tcPr>
-          <w:p>
-            <w:pPr>
-              <w:spacing w:after="0"/>
-              <w:jc w:val="center"/>
-            </w:pPr>
-            <w:r>
-              <w:rPr>
-                <w:rFonts w:ascii="游ゴシック" w:hAnsi="游ゴシック" w:eastAsia="游ゴシック"/>
-                <w:b w:val="0"/>
-                <w:sz w:val="18"/>
-              </w:rPr>
-              <w:t>824,907,645</w:t>
-            </w:r>
-          </w:p>
-        </w:tc>
-        <w:tc>
-          <w:tcPr>
-            <w:tcW w:type="dxa" w:w="2154"/>
-            <w:vAlign w:val="center"/>
-          </w:tcPr>
-          <w:p>
-            <w:pPr>
-              <w:spacing w:after="0"/>
-            </w:pPr>
-            <w:r>
-              <w:rPr>
-                <w:rFonts w:ascii="游ゴシック" w:hAnsi="游ゴシック" w:eastAsia="游ゴシック"/>
-                <w:b w:val="0"/>
-                <w:sz w:val="18"/>
-              </w:rPr>
-              <w:t>848,457,073</w:t>
-            </w:r>
-          </w:p>
-        </w:tc>
-        <w:tc>
-          <w:tcPr>
-            <w:tcW w:type="dxa" w:w="1928"/>
-            <w:vAlign w:val="center"/>
-          </w:tcPr>
-          <w:p>
-            <w:pPr>
-              <w:spacing w:after="0"/>
-            </w:pPr>
-            <w:r>
-              <w:rPr>
-                <w:rFonts w:ascii="游ゴシック" w:hAnsi="游ゴシック" w:eastAsia="游ゴシック"/>
-                <w:b w:val="0"/>
-                <w:sz w:val="18"/>
-              </w:rPr>
-              <w:t>＋2.85％</w:t>
-            </w:r>
-          </w:p>
-        </w:tc>
-      </w:tr>
-    </w:tbl>
-    <w:p>
-      <w:pPr>
-        <w:ind w:left="227"/>
-      </w:pPr>
-      <w:r>
-        <w:rPr>
-          <w:rFonts w:ascii="游ゴシック" w:hAnsi="游ゴシック" w:eastAsia="游ゴシック"/>
-          <w:sz w:val="18"/>
-        </w:rPr>
-        <w:t>※ 令和8年度は3町計と広域連合が一致しているため、その構成比を令和7年度に当てはめています。3町とも按分した額を上回っており、美瑛町だけの差ではありません。</w:t>
-      </w:r>
-    </w:p>
-    <w:p>
-      <w:pPr>
-        <w:spacing w:after="80"/>
-      </w:pPr>
-      <w:r>
-        <w:rPr>
-          <w:rFonts w:ascii="游ゴシック" w:hAnsi="游ゴシック" w:eastAsia="游ゴシック"/>
-          <w:b w:val="0"/>
-          <w:sz w:val="21"/>
-        </w:rPr>
-      </w:r>
-    </w:p>
-    <w:p>
-      <w:pPr>
-        <w:spacing w:after="80"/>
-      </w:pPr>
-      <w:r>
-        <w:rPr>
-          <w:rFonts w:ascii="游ゴシック" w:hAnsi="游ゴシック" w:eastAsia="游ゴシック"/>
-          <w:b w:val="0"/>
-          <w:sz w:val="21"/>
-        </w:rPr>
-        <w:t>（２）前年度からの伸びが、広域連合のファイルだけ趨勢から外れています。</w:t>
-      </w:r>
-    </w:p>
-    <w:p>
-      <w:pPr>
-        <w:keepNext/>
-        <w:spacing w:before="160" w:after="40"/>
-      </w:pPr>
-      <w:r>
-        <w:rPr>
-          <w:rFonts w:ascii="游ゴシック" w:hAnsi="游ゴシック" w:eastAsia="游ゴシック"/>
-          <w:b/>
-          <w:sz w:val="20"/>
-        </w:rPr>
-        <w:t>表10　令和6年度から令和7年度への伸び</w:t>
-      </w:r>
-    </w:p>
-    <w:tbl>
-      <w:tblPr>
-        <w:tblStyle w:val="TableGrid"/>
-        <w:tblW w:type="auto" w:w="0"/>
-        <w:jc w:val="center"/>
-        <w:tblLayout w:type="fixed"/>
-        <w:tblCellMar>
-          <w:top w:w="34" w:type="dxa"/>
-          <w:left w:w="68" w:type="dxa"/>
-          <w:bottom w:w="34" w:type="dxa"/>
-          <w:right w:w="68" w:type="dxa"/>
-        </w:tblCellMar>
-        <w:tblLook w:firstColumn="1" w:firstRow="1" w:lastColumn="0" w:lastRow="0" w:noHBand="0" w:noVBand="1" w:val="04A0"/>
-      </w:tblPr>
-      <w:tblGrid>
-        <w:gridCol w:w="2438"/>
-        <w:gridCol w:w="2438"/>
-        <w:gridCol w:w="2438"/>
-        <w:gridCol w:w="2438"/>
-      </w:tblGrid>
-      <w:tr>
-        <w:trPr>
-          <w:tblHeader/>
-        </w:trPr>
-        <w:tc>
-          <w:tcPr>
-            <w:tcW w:type="dxa" w:w="2268"/>
-            <w:shd w:val="clear" w:color="auto" w:fill="1F3864"/>
-            <w:vAlign w:val="center"/>
-          </w:tcPr>
-          <w:p>
-            <w:pPr>
-              <w:spacing w:after="0"/>
-              <w:jc w:val="center"/>
-            </w:pPr>
-            <w:r>
-              <w:rPr>
-                <w:rFonts w:ascii="游ゴシック" w:hAnsi="游ゴシック" w:eastAsia="游ゴシック"/>
-                <w:b/>
-                <w:color w:val="FFFFFF"/>
-                <w:sz w:val="18"/>
-              </w:rPr>
-              <w:t>出所</w:t>
-            </w:r>
-          </w:p>
-        </w:tc>
-        <w:tc>
-          <w:tcPr>
-            <w:tcW w:type="dxa" w:w="2494"/>
-            <w:shd w:val="clear" w:color="auto" w:fill="1F3864"/>
-            <w:vAlign w:val="center"/>
-          </w:tcPr>
-          <w:p>
-            <w:pPr>
-              <w:spacing w:after="0"/>
-              <w:jc w:val="center"/>
-            </w:pPr>
-            <w:r>
-              <w:rPr>
-                <w:rFonts w:ascii="游ゴシック" w:hAnsi="游ゴシック" w:eastAsia="游ゴシック"/>
-                <w:b/>
-                <w:color w:val="FFFFFF"/>
-                <w:sz w:val="18"/>
-              </w:rPr>
-              <w:t>令和6年度</w:t>
-            </w:r>
-          </w:p>
-        </w:tc>
-        <w:tc>
-          <w:tcPr>
-            <w:tcW w:type="dxa" w:w="2494"/>
-            <w:shd w:val="clear" w:color="auto" w:fill="1F3864"/>
-            <w:vAlign w:val="center"/>
-          </w:tcPr>
-          <w:p>
-            <w:pPr>
-              <w:spacing w:after="0"/>
-              <w:jc w:val="center"/>
-            </w:pPr>
-            <w:r>
-              <w:rPr>
-                <w:rFonts w:ascii="游ゴシック" w:hAnsi="游ゴシック" w:eastAsia="游ゴシック"/>
-                <w:b/>
-                <w:color w:val="FFFFFF"/>
-                <w:sz w:val="18"/>
-              </w:rPr>
-              <w:t>令和7年度</w:t>
-            </w:r>
-          </w:p>
-        </w:tc>
-        <w:tc>
-          <w:tcPr>
-            <w:tcW w:type="dxa" w:w="1587"/>
-            <w:shd w:val="clear" w:color="auto" w:fill="1F3864"/>
-            <w:vAlign w:val="center"/>
-          </w:tcPr>
-          <w:p>
-            <w:pPr>
-              <w:spacing w:after="0"/>
-              <w:jc w:val="center"/>
-            </w:pPr>
-            <w:r>
-              <w:rPr>
-                <w:rFonts w:ascii="游ゴシック" w:hAnsi="游ゴシック" w:eastAsia="游ゴシック"/>
-                <w:b/>
-                <w:color w:val="FFFFFF"/>
-                <w:sz w:val="18"/>
-              </w:rPr>
-              <w:t>伸び</w:t>
-            </w:r>
-          </w:p>
-        </w:tc>
-      </w:tr>
-      <w:tr>
-        <w:trPr>
-          <w:cantSplit/>
-        </w:trPr>
-        <w:tc>
-          <w:tcPr>
-            <w:tcW w:type="dxa" w:w="2268"/>
-            <w:vAlign w:val="center"/>
-          </w:tcPr>
-          <w:p>
-            <w:pPr>
-              <w:spacing w:after="0"/>
-            </w:pPr>
-            <w:r>
-              <w:rPr>
-                <w:rFonts w:ascii="游ゴシック" w:hAnsi="游ゴシック" w:eastAsia="游ゴシック"/>
-                <w:b/>
-                <w:sz w:val="18"/>
-              </w:rPr>
-              <w:t>東川町のファイル</w:t>
-            </w:r>
-          </w:p>
-        </w:tc>
-        <w:tc>
-          <w:tcPr>
-            <w:tcW w:type="dxa" w:w="2494"/>
-            <w:vAlign w:val="center"/>
-          </w:tcPr>
-          <w:p>
-            <w:pPr>
-              <w:spacing w:after="0"/>
-            </w:pPr>
-            <w:r>
-              <w:rPr>
-                <w:rFonts w:ascii="游ゴシック" w:hAnsi="游ゴシック" w:eastAsia="游ゴシック"/>
-                <w:b w:val="0"/>
-                <w:sz w:val="18"/>
-              </w:rPr>
-              <w:t>847,817,044</w:t>
-            </w:r>
-          </w:p>
-        </w:tc>
-        <w:tc>
-          <w:tcPr>
-            <w:tcW w:type="dxa" w:w="2494"/>
-            <w:vAlign w:val="center"/>
-          </w:tcPr>
-          <w:p>
-            <w:pPr>
-              <w:spacing w:after="0"/>
-            </w:pPr>
-            <w:r>
-              <w:rPr>
-                <w:rFonts w:ascii="游ゴシック" w:hAnsi="游ゴシック" w:eastAsia="游ゴシック"/>
-                <w:b w:val="0"/>
-                <w:sz w:val="18"/>
-              </w:rPr>
-              <w:t>870,650,528</w:t>
-            </w:r>
-          </w:p>
-        </w:tc>
-        <w:tc>
-          <w:tcPr>
-            <w:tcW w:type="dxa" w:w="1587"/>
-            <w:vAlign w:val="center"/>
-          </w:tcPr>
-          <w:p>
-            <w:pPr>
-              <w:spacing w:after="0"/>
-            </w:pPr>
-            <w:r>
-              <w:rPr>
-                <w:rFonts w:ascii="游ゴシック" w:hAnsi="游ゴシック" w:eastAsia="游ゴシック"/>
-                <w:b w:val="0"/>
-                <w:sz w:val="18"/>
-              </w:rPr>
-              <w:t>+2.69％</w:t>
-            </w:r>
-          </w:p>
-        </w:tc>
-      </w:tr>
-      <w:tr>
-        <w:trPr>
-          <w:cantSplit/>
-        </w:trPr>
-        <w:tc>
-          <w:tcPr>
-            <w:tcW w:type="dxa" w:w="2268"/>
-            <w:shd w:val="clear" w:color="auto" w:fill="F2F5FA"/>
-            <w:vAlign w:val="center"/>
-          </w:tcPr>
-          <w:p>
-            <w:pPr>
-              <w:spacing w:after="0"/>
-            </w:pPr>
-            <w:r>
-              <w:rPr>
-                <w:rFonts w:ascii="游ゴシック" w:hAnsi="游ゴシック" w:eastAsia="游ゴシック"/>
-                <w:b/>
-                <w:sz w:val="18"/>
-              </w:rPr>
-              <w:t>美瑛町のファイル</w:t>
-            </w:r>
-          </w:p>
-        </w:tc>
-        <w:tc>
-          <w:tcPr>
-            <w:tcW w:type="dxa" w:w="2494"/>
-            <w:shd w:val="clear" w:color="auto" w:fill="F2F5FA"/>
-            <w:vAlign w:val="center"/>
-          </w:tcPr>
-          <w:p>
-            <w:pPr>
-              <w:spacing w:after="0"/>
-            </w:pPr>
-            <w:r>
-              <w:rPr>
-                <w:rFonts w:ascii="游ゴシック" w:hAnsi="游ゴシック" w:eastAsia="游ゴシック"/>
-                <w:b w:val="0"/>
-                <w:sz w:val="18"/>
-              </w:rPr>
-              <w:t>1,441,105,327</w:t>
-            </w:r>
-          </w:p>
-        </w:tc>
-        <w:tc>
-          <w:tcPr>
-            <w:tcW w:type="dxa" w:w="2494"/>
-            <w:shd w:val="clear" w:color="auto" w:fill="F2F5FA"/>
-            <w:vAlign w:val="center"/>
-          </w:tcPr>
-          <w:p>
-            <w:pPr>
-              <w:spacing w:after="0"/>
-            </w:pPr>
-            <w:r>
-              <w:rPr>
-                <w:rFonts w:ascii="游ゴシック" w:hAnsi="游ゴシック" w:eastAsia="游ゴシック"/>
-                <w:b w:val="0"/>
-                <w:sz w:val="18"/>
-              </w:rPr>
-              <w:t>1,493,946,957</w:t>
-            </w:r>
-          </w:p>
-        </w:tc>
-        <w:tc>
-          <w:tcPr>
-            <w:tcW w:type="dxa" w:w="1587"/>
-            <w:shd w:val="clear" w:color="auto" w:fill="F2F5FA"/>
-            <w:vAlign w:val="center"/>
-          </w:tcPr>
-          <w:p>
-            <w:pPr>
-              <w:spacing w:after="0"/>
-            </w:pPr>
-            <w:r>
-              <w:rPr>
-                <w:rFonts w:ascii="游ゴシック" w:hAnsi="游ゴシック" w:eastAsia="游ゴシック"/>
-                <w:b w:val="0"/>
-                <w:sz w:val="18"/>
-              </w:rPr>
-              <w:t>+3.67％</w:t>
-            </w:r>
-          </w:p>
-        </w:tc>
-      </w:tr>
-      <w:tr>
-        <w:trPr>
-          <w:cantSplit/>
-        </w:trPr>
-        <w:tc>
-          <w:tcPr>
-            <w:tcW w:type="dxa" w:w="2268"/>
-            <w:vAlign w:val="center"/>
-          </w:tcPr>
-          <w:p>
-            <w:pPr>
-              <w:spacing w:after="0"/>
-            </w:pPr>
-            <w:r>
-              <w:rPr>
-                <w:rFonts w:ascii="游ゴシック" w:hAnsi="游ゴシック" w:eastAsia="游ゴシック"/>
-                <w:b/>
-                <w:sz w:val="18"/>
-              </w:rPr>
-              <w:t>東神楽町のファイル</w:t>
-            </w:r>
-          </w:p>
-        </w:tc>
-        <w:tc>
-          <w:tcPr>
-            <w:tcW w:type="dxa" w:w="2494"/>
-            <w:vAlign w:val="center"/>
-          </w:tcPr>
-          <w:p>
-            <w:pPr>
-              <w:spacing w:after="0"/>
-            </w:pPr>
-            <w:r>
-              <w:rPr>
-                <w:rFonts w:ascii="游ゴシック" w:hAnsi="游ゴシック" w:eastAsia="游ゴシック"/>
-                <w:b w:val="0"/>
-                <w:sz w:val="18"/>
-              </w:rPr>
-              <w:t>796,015,463</w:t>
-            </w:r>
-          </w:p>
-        </w:tc>
-        <w:tc>
-          <w:tcPr>
-            <w:tcW w:type="dxa" w:w="2494"/>
-            <w:vAlign w:val="center"/>
-          </w:tcPr>
-          <w:p>
-            <w:pPr>
-              <w:spacing w:after="0"/>
-            </w:pPr>
-            <w:r>
-              <w:rPr>
-                <w:rFonts w:ascii="游ゴシック" w:hAnsi="游ゴシック" w:eastAsia="游ゴシック"/>
-                <w:b w:val="0"/>
-                <w:sz w:val="18"/>
-              </w:rPr>
-              <w:t>848,457,073</w:t>
-            </w:r>
-          </w:p>
-        </w:tc>
-        <w:tc>
-          <w:tcPr>
-            <w:tcW w:type="dxa" w:w="1587"/>
-            <w:vAlign w:val="center"/>
-          </w:tcPr>
-          <w:p>
-            <w:pPr>
-              <w:spacing w:after="0"/>
-            </w:pPr>
-            <w:r>
-              <w:rPr>
-                <w:rFonts w:ascii="游ゴシック" w:hAnsi="游ゴシック" w:eastAsia="游ゴシック"/>
-                <w:b w:val="0"/>
-                <w:sz w:val="18"/>
-              </w:rPr>
-              <w:t>+6.59％</w:t>
-            </w:r>
-          </w:p>
-        </w:tc>
-      </w:tr>
-      <w:tr>
-        <w:trPr>
-          <w:cantSplit/>
-        </w:trPr>
-        <w:tc>
-          <w:tcPr>
-            <w:tcW w:type="dxa" w:w="2268"/>
-            <w:shd w:val="clear" w:color="auto" w:fill="F2F5FA"/>
-            <w:vAlign w:val="center"/>
-          </w:tcPr>
-          <w:p>
-            <w:pPr>
-              <w:spacing w:after="0"/>
-            </w:pPr>
-            <w:r>
-              <w:rPr>
-                <w:rFonts w:ascii="游ゴシック" w:hAnsi="游ゴシック" w:eastAsia="游ゴシック"/>
-                <w:b/>
-                <w:sz w:val="18"/>
-              </w:rPr>
-              <w:t>【大雪】のファイル</w:t>
-            </w:r>
-          </w:p>
-        </w:tc>
-        <w:tc>
-          <w:tcPr>
-            <w:tcW w:type="dxa" w:w="2494"/>
-            <w:shd w:val="clear" w:color="auto" w:fill="F2F5FA"/>
-            <w:vAlign w:val="center"/>
-          </w:tcPr>
-          <w:p>
-            <w:pPr>
-              <w:spacing w:after="0"/>
-            </w:pPr>
-            <w:r>
-              <w:rPr>
-                <w:rFonts w:ascii="游ゴシック" w:hAnsi="游ゴシック" w:eastAsia="游ゴシック"/>
-                <w:b w:val="0"/>
-                <w:sz w:val="18"/>
-              </w:rPr>
-              <w:t>3,084,937,834</w:t>
-            </w:r>
-          </w:p>
-        </w:tc>
-        <w:tc>
-          <w:tcPr>
-            <w:tcW w:type="dxa" w:w="2494"/>
-            <w:shd w:val="clear" w:color="auto" w:fill="F2F5FA"/>
-            <w:vAlign w:val="center"/>
-          </w:tcPr>
-          <w:p>
-            <w:pPr>
-              <w:spacing w:after="0"/>
-            </w:pPr>
-            <w:r>
-              <w:rPr>
-                <w:rFonts w:ascii="游ゴシック" w:hAnsi="游ゴシック" w:eastAsia="游ゴシック"/>
-                <w:b w:val="0"/>
-                <w:sz w:val="18"/>
-              </w:rPr>
-              <w:t>3,083,474,291</w:t>
-            </w:r>
-          </w:p>
-        </w:tc>
-        <w:tc>
-          <w:tcPr>
-            <w:tcW w:type="dxa" w:w="1587"/>
-            <w:shd w:val="clear" w:color="auto" w:fill="F2F5FA"/>
-            <w:vAlign w:val="center"/>
-          </w:tcPr>
-          <w:p>
-            <w:pPr>
-              <w:spacing w:after="0"/>
-            </w:pPr>
-            <w:r>
-              <w:rPr>
-                <w:rFonts w:ascii="游ゴシック" w:hAnsi="游ゴシック" w:eastAsia="游ゴシック"/>
-                <w:b w:val="0"/>
-                <w:sz w:val="18"/>
-              </w:rPr>
-              <w:t>-0.05％</w:t>
-            </w:r>
-          </w:p>
-        </w:tc>
-      </w:tr>
-    </w:tbl>
-    <w:p>
-      <w:pPr>
-        <w:ind w:left="227"/>
-      </w:pPr>
-      <w:r>
-        <w:rPr>
-          <w:rFonts w:ascii="游ゴシック" w:hAnsi="游ゴシック" w:eastAsia="游ゴシック"/>
-          <w:sz w:val="18"/>
-        </w:rPr>
-        <w:t>※ 3町はいずれも+2.69％から+6.59％の増であるのに対し、広域連合のファイルは-0.05％です。数が少ないのは広域連合のファイルの側である可能性があります。</w:t>
+        <w:t>・従前お示ししていた「町別に按分して比べると3町とも上回る」「広域連合のファイルだけ伸びが趨勢から外れている」という整理は、表の値を広域連合の実績として扱っていたことによるものであり、取り下げる。</w:t>
       </w:r>
     </w:p>
     <w:p>
@@ -7468,7 +6531,7 @@
           <w:b/>
           <w:sz w:val="22"/>
         </w:rPr>
-        <w:t>４　もう1件、あわせてお伝えできること</w:t>
+        <w:t>４　残っている手掛かり</w:t>
       </w:r>
     </w:p>
     <w:p>
@@ -7481,7 +6544,7 @@
           <w:b w:val="0"/>
           <w:sz w:val="21"/>
         </w:rPr>
-        <w:t>美瑛町の令和7年度のファイルは、1人1月あたり利用回（日）数のシートの名称が「1人1月あたり利用回（日）数（東神楽）」となっております。収録されている値は東神楽町のファイルと一致せず美瑛町の値でしたので、当方ではシート名の書き誤りとして扱っております。他の年度と作り方が違っている可能性を示す手掛かりですので、抽出条件をうかがう際に併せてお伝えすると、先方が原因にたどり着きやすくなります。</w:t>
+        <w:t>美瑛町の令和7年度のファイルは、1人1月あたり利用回（日）数のシートの名称が「1人1月あたり利用回（日）数（東神楽）」となっております。収録されている値は東神楽町のファイルと一致せず美瑛町の値でしたので、当方ではシート名の書き誤りとして扱っております。給付費の差が解消した後も、この点は書き誤りとして残ります。</w:t>
       </w:r>
     </w:p>
     <w:p>
@@ -7495,7 +6558,7 @@
           <w:b/>
           <w:sz w:val="22"/>
         </w:rPr>
-        <w:t>５　この件が決着しなくても止まらないこと</w:t>
+        <w:t>５　同じ食い違いが起きたときの当たり方</w:t>
       </w:r>
     </w:p>
     <w:p>
@@ -7507,7 +6570,31 @@
           <w:rFonts w:ascii="游ゴシック" w:hAnsi="游ゴシック" w:eastAsia="游ゴシック"/>
           <w:sz w:val="20"/>
         </w:rPr>
-        <w:t>・保険料の算定には介護保険特別会計の決算額を用いています。本件は計画書に載せる実績の記載にかかわるものです。</w:t>
+        <w:t>・表（ピボット）の値と、同じファイルの明細を集計した額とを先に突き合わせる。表が明細と一致していなければ、抽出条件を照会する前に表の更新をお願いすればよい。</w:t>
+      </w:r>
+    </w:p>
+    <w:p>
+      <w:pPr>
+        <w:ind w:left="340" w:hanging="340"/>
+      </w:pPr>
+      <w:r>
+        <w:rPr>
+          <w:rFonts w:ascii="游ゴシック" w:hAnsi="游ゴシック" w:eastAsia="游ゴシック"/>
+          <w:sz w:val="20"/>
+        </w:rPr>
+        <w:t>・電話では「どちらかが誤っている」と言わず、「どの条件で抽出したものか」を伺う形にする。他町の名称を出して比べない。</w:t>
+      </w:r>
+    </w:p>
+    <w:p>
+      <w:pPr>
+        <w:ind w:left="340" w:hanging="340"/>
+      </w:pPr>
+      <w:r>
+        <w:rPr>
+          <w:rFonts w:ascii="游ゴシック" w:hAnsi="游ゴシック" w:eastAsia="游ゴシック"/>
+          <w:sz w:val="20"/>
+        </w:rPr>
+        <w:t>・保険料の算定には介護保険特別会計の決算額を用いています。給付費データの食い違いは計画書に載せる実績の記載にかかわるものです。</w:t>
       </w:r>
     </w:p>
     <w:p>
@@ -7520,18 +6607,6 @@
           <w:sz w:val="20"/>
         </w:rPr>
         <w:t>・サービス見込量・給付費・保険料は、介護保険事業状況報告（年報）の広域連合単位の値により算定しています（令和7年度の給付費2,915,307,125円。見える化システムの総括表と円単位で一致します）。</w:t>
-      </w:r>
-    </w:p>
-    <w:p>
-      <w:pPr>
-        <w:ind w:left="340" w:hanging="340"/>
-      </w:pPr>
-      <w:r>
-        <w:rPr>
-          <w:rFonts w:ascii="游ゴシック" w:hAnsi="游ゴシック" w:eastAsia="游ゴシック"/>
-          <w:sz w:val="20"/>
-        </w:rPr>
-        <w:t>・決着しない場合は、令和7年度の町別の値を計画本文に載せず、広域連合単位の値のみを用い、その旨を注記します。</w:t>
       </w:r>
     </w:p>
     <w:p>
@@ -7565,7 +6640,7 @@
           <w:b/>
           <w:sz w:val="20"/>
         </w:rPr>
-        <w:t>表11　本書の数値の点検</w:t>
+        <w:t>表9　本書の数値の点検</w:t>
       </w:r>
     </w:p>
     <w:tbl>
@@ -7720,7 +6795,7 @@
                 <w:b w:val="0"/>
                 <w:sz w:val="18"/>
               </w:rPr>
-              <w:t>令和6年度は3町計と広域連合が一致すること</w:t>
+              <w:t>3町計と広域連合が3か年とも一致すること</w:t>
             </w:r>
           </w:p>
         </w:tc>
@@ -7739,7 +6814,7 @@
                 <w:b w:val="0"/>
                 <w:sz w:val="18"/>
               </w:rPr>
-              <w:t>差 0円</w:t>
+              <w:t>R6 差0円／R7 差0円／R8 差0円</w:t>
             </w:r>
           </w:p>
         </w:tc>
@@ -7805,7 +6880,7 @@
                 <w:b w:val="0"/>
                 <w:sz w:val="18"/>
               </w:rPr>
-              <w:t>令和8年度は3町計と広域連合が一致すること</w:t>
+              <w:t>令和7年度の要介護度別も全7区分で一致すること</w:t>
             </w:r>
           </w:p>
         </w:tc>
@@ -7825,7 +6900,7 @@
                 <w:b w:val="0"/>
                 <w:sz w:val="18"/>
               </w:rPr>
-              <w:t>差 0円</w:t>
+              <w:t>不一致 0区分</w:t>
             </w:r>
           </w:p>
         </w:tc>
@@ -7890,7 +6965,7 @@
                 <w:b w:val="0"/>
                 <w:sz w:val="18"/>
               </w:rPr>
-              <w:t>令和7年度のみ差があること</w:t>
+              <w:t>従前の表の値との差が129,580,267円であったこと</w:t>
             </w:r>
           </w:p>
         </w:tc>
@@ -7975,7 +7050,7 @@
                 <w:b w:val="0"/>
                 <w:sz w:val="18"/>
               </w:rPr>
-              <w:t>要介護度別の差が一様でないこと</w:t>
+              <w:t>従前の表との差が要介護度により一様でなかったこと</w:t>
             </w:r>
           </w:p>
         </w:tc>
@@ -8060,7 +7135,7 @@
                 <w:b w:val="0"/>
                 <w:sz w:val="18"/>
               </w:rPr>
-              <w:t>按分との差が3町とも正であること</w:t>
+              <w:t>再提供後の3町計が従前の表の値を上回っていること</w:t>
             </w:r>
           </w:p>
         </w:tc>
@@ -8079,7 +7154,7 @@
                 <w:b w:val="0"/>
                 <w:sz w:val="18"/>
               </w:rPr>
-              <w:t>東川町+3.95％／美瑛町+5.14％／東神楽町+2.85％</w:t>
+              <w:t>3町計 3,213,054,558円／従前の表 3,083,474,291円</w:t>
             </w:r>
           </w:p>
         </w:tc>
@@ -8145,7 +7220,7 @@
                 <w:b w:val="0"/>
                 <w:sz w:val="18"/>
               </w:rPr>
-              <w:t>広域連合のみ前年度を下回ること</w:t>
+              <w:t>令和6年度から令和7年度への伸びが3町・広域連合とも正であること</w:t>
             </w:r>
           </w:p>
         </w:tc>
@@ -8165,7 +7240,7 @@
                 <w:b w:val="0"/>
                 <w:sz w:val="18"/>
               </w:rPr>
-              <w:t>広域連合-0.05％に対し3町は+2.69〜+6.59％</w:t>
+              <w:t>広域連合+4.15％／3町+2.69〜+6.59％</w:t>
             </w:r>
           </w:p>
         </w:tc>

--- a/output/第10期計画_見込量算定に要する資料と電話照会の進め方.docx
+++ b/output/第10期計画_見込量算定に要する資料と電話照会の進め方.docx
@@ -7410,7 +7410,7 @@
                 <w:b w:val="0"/>
                 <w:sz w:val="18"/>
               </w:rPr>
-              <w:t>158件（No.87は「給付費データ集計　令和7年度の広域連合単位と3町合計の差」）</w:t>
+              <w:t>167件（No.87は「給付費データ集計　令和7年度の広域連合単位と3町合計の差」）</w:t>
             </w:r>
           </w:p>
         </w:tc>

--- a/output/第10期計画_見込量算定に要する資料と電話照会の進め方.docx
+++ b/output/第10期計画_見込量算定に要する資料と電話照会の進め方.docx
@@ -7410,7 +7410,7 @@
                 <w:b w:val="0"/>
                 <w:sz w:val="18"/>
               </w:rPr>
-              <w:t>167件（No.87は「給付費データ集計　令和7年度の広域連合単位と3町合計の差」）</w:t>
+              <w:t>169件（No.87は「給付費データ集計　令和7年度の広域連合単位と3町合計の差」）</w:t>
             </w:r>
           </w:p>
         </w:tc>

--- a/output/第10期計画_見込量算定に要する資料と電話照会の進め方.docx
+++ b/output/第10期計画_見込量算定に要する資料と電話照会の進め方.docx
@@ -2213,7 +2213,7 @@
                 <w:b w:val="0"/>
                 <w:sz w:val="18"/>
               </w:rPr>
-              <w:t>ツールから要介護度間の比（形）だけを採り、水準は総括表に合わせて比例調整した。採用値は単価固定（06シート）のままとし、</w:t>
+              <w:t>**令和8年10月1日に採用し、据え置きを解消した。**要介護度間の比を給付費データ（保険者単位）から採り、水準は総括表</w:t>
             </w:r>
           </w:p>
         </w:tc>
@@ -2253,7 +2253,7 @@
                 <w:b w:val="0"/>
                 <w:sz w:val="18"/>
               </w:rPr>
-              <w:t>要介護度別の単価を用いると令和11年度＋0.047％（月額＋2円）、令和22年度＋0.280</w:t>
+              <w:t>採用により総給付費（3か年）＋3,213,698円・月額＋2.17円。保険料基準額は6,40</w:t>
             </w:r>
           </w:p>
         </w:tc>
@@ -2296,7 +2296,7 @@
                 <w:b w:val="0"/>
                 <w:sz w:val="18"/>
               </w:rPr>
-              <w:t>令和7年度の実績で固定した</w:t>
+              <w:t>**令和8年10月1日に要介護度別に改め、据え置きを解消した。**従前は要支援・要介護の群でまとめた1人1月あたりで置い</w:t>
             </w:r>
           </w:p>
         </w:tc>
@@ -2334,7 +2334,7 @@
                 <w:b w:val="0"/>
                 <w:sz w:val="18"/>
               </w:rPr>
-              <w:t>回数のみでは月額への効きは小さい</w:t>
+              <w:t>給付費には入らないため月額への効きはない。延べの回（日）数が最大＋0.09％（訪問介護）動く</w:t>
             </w:r>
           </w:p>
         </w:tc>
@@ -2419,7 +2419,7 @@
                 <w:b w:val="0"/>
                 <w:sz w:val="18"/>
               </w:rPr>
-              <w:t>一律の伸びとの差は月額+8円</w:t>
+              <w:t>一律の伸びとの差は月額+10円</w:t>
             </w:r>
           </w:p>
         </w:tc>
@@ -3043,7 +3043,7 @@
                 <w:b w:val="0"/>
                 <w:sz w:val="18"/>
               </w:rPr>
-              <w:t>季節指数の和が12となり換算係数が1.0000で恒等的に消える。補正を行わない</w:t>
+              <w:t>季節指数の和が12となり換算係数が1.0000で恒等的に消える。補正を行わない。**基準年度を完結年度に採る限り効きは0</w:t>
             </w:r>
           </w:p>
         </w:tc>
@@ -7410,7 +7410,7 @@
                 <w:b w:val="0"/>
                 <w:sz w:val="18"/>
               </w:rPr>
-              <w:t>169件（No.87は「給付費データ集計　令和7年度の広域連合単位と3町合計の差」）</w:t>
+              <w:t>173件（No.87は「給付費データ集計　令和7年度の広域連合単位と3町合計の差」）</w:t>
             </w:r>
           </w:p>
         </w:tc>

--- a/output/第10期計画_見込量算定に要する資料と電話照会の進め方.docx
+++ b/output/第10期計画_見込量算定に要する資料と電話照会の進め方.docx
@@ -2379,7 +2379,7 @@
                 <w:b w:val="0"/>
                 <w:sz w:val="18"/>
               </w:rPr>
-              <w:t>年齢階級ごとの要介護度の構成を令和7年度末の実績で固定した。年齢構成の変化による重度化は反映される</w:t>
+              <w:t>**令和8年10月1日に確定した。**年齢階級ごとの要介護度の構成を令和7年度末（年報 様式1の5）の実績で固定し、将来</w:t>
             </w:r>
           </w:p>
         </w:tc>
@@ -2419,7 +2419,7 @@
                 <w:b w:val="0"/>
                 <w:sz w:val="18"/>
               </w:rPr>
-              <w:t>一律の伸びとの差は月額+10円</w:t>
+              <w:t>一律の伸びとの差は月額＋10円</w:t>
             </w:r>
           </w:p>
         </w:tc>
@@ -3043,7 +3043,7 @@
                 <w:b w:val="0"/>
                 <w:sz w:val="18"/>
               </w:rPr>
-              <w:t>季節指数の和が12となり換算係数が1.0000で恒等的に消える。補正を行わない。**基準年度を完結年度に採る限り効きは0</w:t>
+              <w:t>**令和8年10月1日に確定した。**季節補正を行わない。基準年度が12か月の完結年度であるため季節指数の和は12となり</w:t>
             </w:r>
           </w:p>
         </w:tc>

--- a/output/第10期計画_見込量算定に要する資料と電話照会の進め方.docx
+++ b/output/第10期計画_見込量算定に要する資料と電話照会の進め方.docx
@@ -346,7 +346,7 @@
               </w:rPr>
               <w:t>改定率1％あたり月額＋61円。</w:t>
               <w:br/>
-              <w:t>単価の趨勢を見込まないことは＋185〜＋374円</w:t>
+              <w:t>単価の趨勢を見込まないことは＋245円〜＋327円</w:t>
             </w:r>
           </w:p>
         </w:tc>
@@ -2168,7 +2168,7 @@
                 <w:b w:val="0"/>
                 <w:sz w:val="18"/>
               </w:rPr>
-              <w:t>改定率1％あたり月額＋61円。単価の年率1.75％の伸びを見込まないことは月額＋185〜＋3</w:t>
+              <w:t>改定率1％あたり月額＋61円。単価の年率1.75％の伸びを見込まないことは月額＋245円〜＋</w:t>
             </w:r>
           </w:p>
         </w:tc>

--- a/output/第10期計画_見込量算定に要する資料と電話照会の進め方.docx
+++ b/output/第10期計画_見込量算定に要する資料と電話照会の進め方.docx
@@ -2168,7 +2168,7 @@
                 <w:b w:val="0"/>
                 <w:sz w:val="18"/>
               </w:rPr>
-              <w:t>改定率1％あたり月額＋61円。単価の年率1.75％の伸びを見込まないことは月額＋245円〜＋</w:t>
+              <w:t>改定率1％あたり月額＋61円。単価の年率1.32％から1.75％の伸びを見込まないことは月額</w:t>
             </w:r>
           </w:p>
         </w:tc>

--- a/output/第10期計画_見込量算定に要する資料と電話照会の進め方.docx
+++ b/output/第10期計画_見込量算定に要する資料と電話照会の進め方.docx
@@ -2253,7 +2253,7 @@
                 <w:b w:val="0"/>
                 <w:sz w:val="18"/>
               </w:rPr>
-              <w:t>採用により総給付費（3か年）＋3,213,698円・月額＋2.17円。保険料基準額は6,40</w:t>
+              <w:t>採用により総給付費（3か年）＋3,213,698円・月額＋2.16円。保険料基準額は6,40</w:t>
             </w:r>
           </w:p>
         </w:tc>

--- a/output/第10期計画_見込量算定に要する資料と電話照会の進め方.docx
+++ b/output/第10期計画_見込量算定に要する資料と電話照会の進め方.docx
@@ -7410,7 +7410,7 @@
                 <w:b w:val="0"/>
                 <w:sz w:val="18"/>
               </w:rPr>
-              <w:t>173件（No.87は「給付費データ集計　令和7年度の広域連合単位と3町合計の差」）</w:t>
+              <w:t>174件（No.87は「給付費データ集計　令和7年度の広域連合単位と3町合計の差」）</w:t>
             </w:r>
           </w:p>
         </w:tc>

--- a/output/第10期計画_見込量算定に要する資料と電話照会の進め方.docx
+++ b/output/第10期計画_見込量算定に要する資料と電話照会の進め方.docx
@@ -7410,7 +7410,7 @@
                 <w:b w:val="0"/>
                 <w:sz w:val="18"/>
               </w:rPr>
-              <w:t>174件（No.87は「給付費データ集計　令和7年度の広域連合単位と3町合計の差」）</w:t>
+              <w:t>177件（No.87は「給付費データ集計　令和7年度の広域連合単位と3町合計の差」）</w:t>
             </w:r>
           </w:p>
         </w:tc>

--- a/output/第10期計画_見込量算定に要する資料と電話照会の進め方.docx
+++ b/output/第10期計画_見込量算定に要する資料と電話照会の進め方.docx
@@ -7410,7 +7410,7 @@
                 <w:b w:val="0"/>
                 <w:sz w:val="18"/>
               </w:rPr>
-              <w:t>177件（No.87は「給付費データ集計　令和7年度の広域連合単位と3町合計の差」）</w:t>
+              <w:t>181件（No.87は「給付費データ集計　令和7年度の広域連合単位と3町合計の差」）</w:t>
             </w:r>
           </w:p>
         </w:tc>

--- a/output/第10期計画_見込量算定に要する資料と電話照会の進め方.docx
+++ b/output/第10期計画_見込量算定に要する資料と電話照会の進め方.docx
@@ -7410,7 +7410,7 @@
                 <w:b w:val="0"/>
                 <w:sz w:val="18"/>
               </w:rPr>
-              <w:t>181件（No.87は「給付費データ集計　令和7年度の広域連合単位と3町合計の差」）</w:t>
+              <w:t>184件（No.87は「給付費データ集計　令和7年度の広域連合単位と3町合計の差」）</w:t>
             </w:r>
           </w:p>
         </w:tc>

--- a/output/第10期計画_見込量算定に要する資料と電話照会の進め方.docx
+++ b/output/第10期計画_見込量算定に要する資料と電話照会の進め方.docx
@@ -7410,7 +7410,7 @@
                 <w:b w:val="0"/>
                 <w:sz w:val="18"/>
               </w:rPr>
-              <w:t>184件（No.87は「給付費データ集計　令和7年度の広域連合単位と3町合計の差」）</w:t>
+              <w:t>186件（No.87は「給付費データ集計　令和7年度の広域連合単位と3町合計の差」）</w:t>
             </w:r>
           </w:p>
         </w:tc>

--- a/output/第10期計画_見込量算定に要する資料と電話照会の進め方.docx
+++ b/output/第10期計画_見込量算定に要する資料と電話照会の進め方.docx
@@ -7410,7 +7410,7 @@
                 <w:b w:val="0"/>
                 <w:sz w:val="18"/>
               </w:rPr>
-              <w:t>186件（No.87は「給付費データ集計　令和7年度の広域連合単位と3町合計の差」）</w:t>
+              <w:t>189件（No.87は「給付費データ集計　令和7年度の広域連合単位と3町合計の差」）</w:t>
             </w:r>
           </w:p>
         </w:tc>

--- a/output/第10期計画_見込量算定に要する資料と電話照会の進め方.docx
+++ b/output/第10期計画_見込量算定に要する資料と電話照会の進め方.docx
@@ -7410,7 +7410,7 @@
                 <w:b w:val="0"/>
                 <w:sz w:val="18"/>
               </w:rPr>
-              <w:t>189件（No.87は「給付費データ集計　令和7年度の広域連合単位と3町合計の差」）</w:t>
+              <w:t>190件（No.87は「給付費データ集計　令和7年度の広域連合単位と3町合計の差」）</w:t>
             </w:r>
           </w:p>
         </w:tc>

--- a/output/第10期計画_見込量算定に要する資料と電話照会の進め方.docx
+++ b/output/第10期計画_見込量算定に要する資料と電話照会の進め方.docx
@@ -7410,7 +7410,7 @@
                 <w:b w:val="0"/>
                 <w:sz w:val="18"/>
               </w:rPr>
-              <w:t>190件（No.87は「給付費データ集計　令和7年度の広域連合単位と3町合計の差」）</w:t>
+              <w:t>192件（No.87は「給付費データ集計　令和7年度の広域連合単位と3町合計の差」）</w:t>
             </w:r>
           </w:p>
         </w:tc>
